--- a/Projectpart2_ProjectFinal1.docx
+++ b/Projectpart2_ProjectFinal1.docx
@@ -1166,14 +1166,64 @@
       <w:pPr>
         <w:rPr>
           <w:rFonts w:ascii="Times New Roman" w:hAnsi="Times New Roman" w:cs="Times New Roman"/>
-          <w:bCs/>
-        </w:rPr>
-      </w:pPr>
-      <w:r>
-        <w:rPr>
-          <w:rFonts w:ascii="Times New Roman" w:hAnsi="Times New Roman" w:cs="Times New Roman"/>
-          <w:bCs/>
-        </w:rPr>
+          <w:b/>
+        </w:rPr>
+      </w:pPr>
+      <w:r>
+        <w:rPr>
+          <w:rFonts w:ascii="Times New Roman" w:hAnsi="Times New Roman" w:cs="Times New Roman"/>
+          <w:b/>
+        </w:rPr>
+        <w:drawing>
+          <wp:inline distT="0" distB="0" distL="0" distR="0" wp14:anchorId="5E6BF39D" wp14:editId="6E6DB416">
+            <wp:extent cx="3820058" cy="1505160"/>
+            <wp:effectExtent l="0" t="0" r="9525" b="0"/>
+            <wp:docPr id="1533867653" name="Picture 1"/>
+            <wp:cNvGraphicFramePr>
+              <a:graphicFrameLocks xmlns:a="http://schemas.openxmlformats.org/drawingml/2006/main" noChangeAspect="1"/>
+            </wp:cNvGraphicFramePr>
+            <a:graphic xmlns:a="http://schemas.openxmlformats.org/drawingml/2006/main">
+              <a:graphicData uri="http://schemas.openxmlformats.org/drawingml/2006/picture">
+                <pic:pic xmlns:pic="http://schemas.openxmlformats.org/drawingml/2006/picture">
+                  <pic:nvPicPr>
+                    <pic:cNvPr id="1533867653" name=""/>
+                    <pic:cNvPicPr/>
+                  </pic:nvPicPr>
+                  <pic:blipFill>
+                    <a:blip r:embed="rId8"/>
+                    <a:stretch>
+                      <a:fillRect/>
+                    </a:stretch>
+                  </pic:blipFill>
+                  <pic:spPr>
+                    <a:xfrm>
+                      <a:off x="0" y="0"/>
+                      <a:ext cx="3820058" cy="1505160"/>
+                    </a:xfrm>
+                    <a:prstGeom prst="rect">
+                      <a:avLst/>
+                    </a:prstGeom>
+                  </pic:spPr>
+                </pic:pic>
+              </a:graphicData>
+            </a:graphic>
+          </wp:inline>
+        </w:drawing>
+      </w:r>
+    </w:p>
+    <w:p>
+      <w:pPr>
+        <w:rPr>
+          <w:rFonts w:ascii="Times New Roman" w:hAnsi="Times New Roman" w:cs="Times New Roman"/>
+          <w:bCs/>
+        </w:rPr>
+      </w:pPr>
+      <w:r>
+        <w:rPr>
+          <w:rFonts w:ascii="Times New Roman" w:hAnsi="Times New Roman" w:cs="Times New Roman"/>
+          <w:bCs/>
+        </w:rPr>
+        <w:lastRenderedPageBreak/>
         <w:t xml:space="preserve">Author: </w:t>
       </w:r>
       <w:r>
@@ -1200,7 +1250,7 @@
                     </pic:cNvPicPr>
                   </pic:nvPicPr>
                   <pic:blipFill>
-                    <a:blip r:embed="rId8">
+                    <a:blip r:embed="rId9">
                       <a:extLst>
                         <a:ext uri="{28A0092B-C50C-407E-A947-70E740481C1C}">
                           <a14:useLocalDpi xmlns:a14="http://schemas.microsoft.com/office/drawing/2010/main" val="0"/>
@@ -1228,12 +1278,68 @@
           </wp:inline>
         </w:drawing>
       </w:r>
-      <w:r>
-        <w:rPr>
-          <w:rFonts w:ascii="Times New Roman" w:hAnsi="Times New Roman" w:cs="Times New Roman"/>
-          <w:bCs/>
-        </w:rPr>
-        <w:lastRenderedPageBreak/>
+    </w:p>
+    <w:p>
+      <w:pPr>
+        <w:rPr>
+          <w:rFonts w:ascii="Times New Roman" w:hAnsi="Times New Roman" w:cs="Times New Roman"/>
+          <w:bCs/>
+        </w:rPr>
+      </w:pPr>
+      <w:r>
+        <w:rPr>
+          <w:rFonts w:ascii="Times New Roman" w:hAnsi="Times New Roman" w:cs="Times New Roman"/>
+          <w:bCs/>
+        </w:rPr>
+        <w:drawing>
+          <wp:inline distT="0" distB="0" distL="0" distR="0" wp14:anchorId="2F0D0683" wp14:editId="21BFA60F">
+            <wp:extent cx="3562847" cy="1238423"/>
+            <wp:effectExtent l="0" t="0" r="0" b="0"/>
+            <wp:docPr id="360344147" name="Picture 1"/>
+            <wp:cNvGraphicFramePr>
+              <a:graphicFrameLocks xmlns:a="http://schemas.openxmlformats.org/drawingml/2006/main" noChangeAspect="1"/>
+            </wp:cNvGraphicFramePr>
+            <a:graphic xmlns:a="http://schemas.openxmlformats.org/drawingml/2006/main">
+              <a:graphicData uri="http://schemas.openxmlformats.org/drawingml/2006/picture">
+                <pic:pic xmlns:pic="http://schemas.openxmlformats.org/drawingml/2006/picture">
+                  <pic:nvPicPr>
+                    <pic:cNvPr id="360344147" name=""/>
+                    <pic:cNvPicPr/>
+                  </pic:nvPicPr>
+                  <pic:blipFill>
+                    <a:blip r:embed="rId10"/>
+                    <a:stretch>
+                      <a:fillRect/>
+                    </a:stretch>
+                  </pic:blipFill>
+                  <pic:spPr>
+                    <a:xfrm>
+                      <a:off x="0" y="0"/>
+                      <a:ext cx="3562847" cy="1238423"/>
+                    </a:xfrm>
+                    <a:prstGeom prst="rect">
+                      <a:avLst/>
+                    </a:prstGeom>
+                  </pic:spPr>
+                </pic:pic>
+              </a:graphicData>
+            </a:graphic>
+          </wp:inline>
+        </w:drawing>
+      </w:r>
+    </w:p>
+    <w:p>
+      <w:pPr>
+        <w:rPr>
+          <w:rFonts w:ascii="Times New Roman" w:hAnsi="Times New Roman" w:cs="Times New Roman"/>
+          <w:bCs/>
+        </w:rPr>
+      </w:pPr>
+      <w:r>
+        <w:rPr>
+          <w:rFonts w:ascii="Times New Roman" w:hAnsi="Times New Roman" w:cs="Times New Roman"/>
+          <w:bCs/>
+        </w:rPr>
         <w:t>M</w:t>
       </w:r>
       <w:r>
@@ -1274,7 +1380,7 @@
                     </pic:cNvPicPr>
                   </pic:nvPicPr>
                   <pic:blipFill>
-                    <a:blip r:embed="rId9">
+                    <a:blip r:embed="rId11">
                       <a:extLst>
                         <a:ext uri="{28A0092B-C50C-407E-A947-70E740481C1C}">
                           <a14:useLocalDpi xmlns:a14="http://schemas.microsoft.com/office/drawing/2010/main" val="0"/>
@@ -1315,6 +1421,112 @@
           <w:rFonts w:ascii="Times New Roman" w:hAnsi="Times New Roman" w:cs="Times New Roman"/>
           <w:bCs/>
         </w:rPr>
+        <w:drawing>
+          <wp:inline distT="0" distB="0" distL="0" distR="0" wp14:anchorId="091E197E" wp14:editId="62C4A5D4">
+            <wp:extent cx="3639058" cy="1457528"/>
+            <wp:effectExtent l="0" t="0" r="0" b="9525"/>
+            <wp:docPr id="200023578" name="Picture 1"/>
+            <wp:cNvGraphicFramePr>
+              <a:graphicFrameLocks xmlns:a="http://schemas.openxmlformats.org/drawingml/2006/main" noChangeAspect="1"/>
+            </wp:cNvGraphicFramePr>
+            <a:graphic xmlns:a="http://schemas.openxmlformats.org/drawingml/2006/main">
+              <a:graphicData uri="http://schemas.openxmlformats.org/drawingml/2006/picture">
+                <pic:pic xmlns:pic="http://schemas.openxmlformats.org/drawingml/2006/picture">
+                  <pic:nvPicPr>
+                    <pic:cNvPr id="200023578" name=""/>
+                    <pic:cNvPicPr/>
+                  </pic:nvPicPr>
+                  <pic:blipFill>
+                    <a:blip r:embed="rId12"/>
+                    <a:stretch>
+                      <a:fillRect/>
+                    </a:stretch>
+                  </pic:blipFill>
+                  <pic:spPr>
+                    <a:xfrm>
+                      <a:off x="0" y="0"/>
+                      <a:ext cx="3639058" cy="1457528"/>
+                    </a:xfrm>
+                    <a:prstGeom prst="rect">
+                      <a:avLst/>
+                    </a:prstGeom>
+                  </pic:spPr>
+                </pic:pic>
+              </a:graphicData>
+            </a:graphic>
+          </wp:inline>
+        </w:drawing>
+      </w:r>
+    </w:p>
+    <w:p>
+      <w:pPr>
+        <w:rPr>
+          <w:rFonts w:ascii="Times New Roman" w:hAnsi="Times New Roman" w:cs="Times New Roman"/>
+          <w:bCs/>
+        </w:rPr>
+      </w:pPr>
+    </w:p>
+    <w:p>
+      <w:pPr>
+        <w:rPr>
+          <w:rFonts w:ascii="Times New Roman" w:hAnsi="Times New Roman" w:cs="Times New Roman"/>
+          <w:bCs/>
+        </w:rPr>
+      </w:pPr>
+    </w:p>
+    <w:p>
+      <w:pPr>
+        <w:rPr>
+          <w:rFonts w:ascii="Times New Roman" w:hAnsi="Times New Roman" w:cs="Times New Roman"/>
+          <w:bCs/>
+        </w:rPr>
+      </w:pPr>
+    </w:p>
+    <w:p>
+      <w:pPr>
+        <w:rPr>
+          <w:rFonts w:ascii="Times New Roman" w:hAnsi="Times New Roman" w:cs="Times New Roman"/>
+          <w:bCs/>
+        </w:rPr>
+      </w:pPr>
+    </w:p>
+    <w:p>
+      <w:pPr>
+        <w:rPr>
+          <w:rFonts w:ascii="Times New Roman" w:hAnsi="Times New Roman" w:cs="Times New Roman"/>
+          <w:bCs/>
+        </w:rPr>
+      </w:pPr>
+    </w:p>
+    <w:p>
+      <w:pPr>
+        <w:rPr>
+          <w:rFonts w:ascii="Times New Roman" w:hAnsi="Times New Roman" w:cs="Times New Roman"/>
+          <w:bCs/>
+        </w:rPr>
+      </w:pPr>
+    </w:p>
+    <w:p>
+      <w:pPr>
+        <w:rPr>
+          <w:rFonts w:ascii="Times New Roman" w:hAnsi="Times New Roman" w:cs="Times New Roman"/>
+          <w:bCs/>
+        </w:rPr>
+      </w:pPr>
+    </w:p>
+    <w:p>
+      <w:pPr>
+        <w:rPr>
+          <w:rFonts w:ascii="Times New Roman" w:hAnsi="Times New Roman" w:cs="Times New Roman"/>
+          <w:bCs/>
+        </w:rPr>
+      </w:pPr>
+      <w:r>
+        <w:rPr>
+          <w:rFonts w:ascii="Times New Roman" w:hAnsi="Times New Roman" w:cs="Times New Roman"/>
+          <w:bCs/>
+        </w:rPr>
+        <w:lastRenderedPageBreak/>
         <w:t>Librarian:</w:t>
       </w:r>
     </w:p>
@@ -1349,7 +1561,7 @@
                     </pic:cNvPicPr>
                   </pic:nvPicPr>
                   <pic:blipFill>
-                    <a:blip r:embed="rId10">
+                    <a:blip r:embed="rId13">
                       <a:extLst>
                         <a:ext uri="{28A0092B-C50C-407E-A947-70E740481C1C}">
                           <a14:useLocalDpi xmlns:a14="http://schemas.microsoft.com/office/drawing/2010/main" val="0"/>
@@ -1390,6 +1602,55 @@
           <w:rFonts w:ascii="Times New Roman" w:hAnsi="Times New Roman" w:cs="Times New Roman"/>
           <w:bCs/>
         </w:rPr>
+        <w:drawing>
+          <wp:inline distT="0" distB="0" distL="0" distR="0" wp14:anchorId="47FE4C49" wp14:editId="01C1574D">
+            <wp:extent cx="3734321" cy="1247949"/>
+            <wp:effectExtent l="0" t="0" r="0" b="9525"/>
+            <wp:docPr id="1727980478" name="Picture 1"/>
+            <wp:cNvGraphicFramePr>
+              <a:graphicFrameLocks xmlns:a="http://schemas.openxmlformats.org/drawingml/2006/main" noChangeAspect="1"/>
+            </wp:cNvGraphicFramePr>
+            <a:graphic xmlns:a="http://schemas.openxmlformats.org/drawingml/2006/main">
+              <a:graphicData uri="http://schemas.openxmlformats.org/drawingml/2006/picture">
+                <pic:pic xmlns:pic="http://schemas.openxmlformats.org/drawingml/2006/picture">
+                  <pic:nvPicPr>
+                    <pic:cNvPr id="1727980478" name=""/>
+                    <pic:cNvPicPr/>
+                  </pic:nvPicPr>
+                  <pic:blipFill>
+                    <a:blip r:embed="rId14"/>
+                    <a:stretch>
+                      <a:fillRect/>
+                    </a:stretch>
+                  </pic:blipFill>
+                  <pic:spPr>
+                    <a:xfrm>
+                      <a:off x="0" y="0"/>
+                      <a:ext cx="3734321" cy="1247949"/>
+                    </a:xfrm>
+                    <a:prstGeom prst="rect">
+                      <a:avLst/>
+                    </a:prstGeom>
+                  </pic:spPr>
+                </pic:pic>
+              </a:graphicData>
+            </a:graphic>
+          </wp:inline>
+        </w:drawing>
+      </w:r>
+    </w:p>
+    <w:p>
+      <w:pPr>
+        <w:rPr>
+          <w:rFonts w:ascii="Times New Roman" w:hAnsi="Times New Roman" w:cs="Times New Roman"/>
+          <w:bCs/>
+        </w:rPr>
+      </w:pPr>
+      <w:r>
+        <w:rPr>
+          <w:rFonts w:ascii="Times New Roman" w:hAnsi="Times New Roman" w:cs="Times New Roman"/>
+          <w:bCs/>
+        </w:rPr>
         <w:t>Book_Author:</w:t>
       </w:r>
     </w:p>
@@ -1424,7 +1685,7 @@
                     </pic:cNvPicPr>
                   </pic:nvPicPr>
                   <pic:blipFill>
-                    <a:blip r:embed="rId11" cstate="print">
+                    <a:blip r:embed="rId15" cstate="print">
                       <a:extLst>
                         <a:ext uri="{28A0092B-C50C-407E-A947-70E740481C1C}">
                           <a14:useLocalDpi xmlns:a14="http://schemas.microsoft.com/office/drawing/2010/main" val="0"/>
@@ -1465,6 +1726,80 @@
           <w:rFonts w:ascii="Times New Roman" w:hAnsi="Times New Roman" w:cs="Times New Roman"/>
           <w:bCs/>
         </w:rPr>
+        <w:drawing>
+          <wp:inline distT="0" distB="0" distL="0" distR="0" wp14:anchorId="1F967E2D" wp14:editId="6B734DA0">
+            <wp:extent cx="3419952" cy="2676899"/>
+            <wp:effectExtent l="0" t="0" r="0" b="9525"/>
+            <wp:docPr id="471095262" name="Picture 1"/>
+            <wp:cNvGraphicFramePr>
+              <a:graphicFrameLocks xmlns:a="http://schemas.openxmlformats.org/drawingml/2006/main" noChangeAspect="1"/>
+            </wp:cNvGraphicFramePr>
+            <a:graphic xmlns:a="http://schemas.openxmlformats.org/drawingml/2006/main">
+              <a:graphicData uri="http://schemas.openxmlformats.org/drawingml/2006/picture">
+                <pic:pic xmlns:pic="http://schemas.openxmlformats.org/drawingml/2006/picture">
+                  <pic:nvPicPr>
+                    <pic:cNvPr id="471095262" name=""/>
+                    <pic:cNvPicPr/>
+                  </pic:nvPicPr>
+                  <pic:blipFill>
+                    <a:blip r:embed="rId16"/>
+                    <a:stretch>
+                      <a:fillRect/>
+                    </a:stretch>
+                  </pic:blipFill>
+                  <pic:spPr>
+                    <a:xfrm>
+                      <a:off x="0" y="0"/>
+                      <a:ext cx="3419952" cy="2676899"/>
+                    </a:xfrm>
+                    <a:prstGeom prst="rect">
+                      <a:avLst/>
+                    </a:prstGeom>
+                  </pic:spPr>
+                </pic:pic>
+              </a:graphicData>
+            </a:graphic>
+          </wp:inline>
+        </w:drawing>
+      </w:r>
+    </w:p>
+    <w:p>
+      <w:pPr>
+        <w:rPr>
+          <w:rFonts w:ascii="Times New Roman" w:hAnsi="Times New Roman" w:cs="Times New Roman"/>
+          <w:bCs/>
+        </w:rPr>
+      </w:pPr>
+    </w:p>
+    <w:p>
+      <w:pPr>
+        <w:rPr>
+          <w:rFonts w:ascii="Times New Roman" w:hAnsi="Times New Roman" w:cs="Times New Roman"/>
+          <w:bCs/>
+        </w:rPr>
+      </w:pPr>
+    </w:p>
+    <w:p>
+      <w:pPr>
+        <w:rPr>
+          <w:rFonts w:ascii="Times New Roman" w:hAnsi="Times New Roman" w:cs="Times New Roman"/>
+          <w:bCs/>
+        </w:rPr>
+      </w:pPr>
+    </w:p>
+    <w:p>
+      <w:pPr>
+        <w:rPr>
+          <w:rFonts w:ascii="Times New Roman" w:hAnsi="Times New Roman" w:cs="Times New Roman"/>
+          <w:bCs/>
+        </w:rPr>
+      </w:pPr>
+      <w:r>
+        <w:rPr>
+          <w:rFonts w:ascii="Times New Roman" w:hAnsi="Times New Roman" w:cs="Times New Roman"/>
+          <w:bCs/>
+        </w:rPr>
+        <w:lastRenderedPageBreak/>
         <w:t>Loan:</w:t>
       </w:r>
     </w:p>
@@ -1499,7 +1834,7 @@
                     </pic:cNvPicPr>
                   </pic:nvPicPr>
                   <pic:blipFill>
-                    <a:blip r:embed="rId12" cstate="print">
+                    <a:blip r:embed="rId17" cstate="print">
                       <a:extLst>
                         <a:ext uri="{28A0092B-C50C-407E-A947-70E740481C1C}">
                           <a14:useLocalDpi xmlns:a14="http://schemas.microsoft.com/office/drawing/2010/main" val="0"/>
@@ -1535,6 +1870,71 @@
           <w:bCs/>
         </w:rPr>
       </w:pPr>
+      <w:r>
+        <w:rPr>
+          <w:rFonts w:ascii="Times New Roman" w:hAnsi="Times New Roman" w:cs="Times New Roman"/>
+          <w:bCs/>
+        </w:rPr>
+        <w:drawing>
+          <wp:inline distT="0" distB="0" distL="0" distR="0" wp14:anchorId="399AAF96" wp14:editId="7E4EED66">
+            <wp:extent cx="3696216" cy="4010585"/>
+            <wp:effectExtent l="0" t="0" r="0" b="9525"/>
+            <wp:docPr id="615121743" name="Picture 1"/>
+            <wp:cNvGraphicFramePr>
+              <a:graphicFrameLocks xmlns:a="http://schemas.openxmlformats.org/drawingml/2006/main" noChangeAspect="1"/>
+            </wp:cNvGraphicFramePr>
+            <a:graphic xmlns:a="http://schemas.openxmlformats.org/drawingml/2006/main">
+              <a:graphicData uri="http://schemas.openxmlformats.org/drawingml/2006/picture">
+                <pic:pic xmlns:pic="http://schemas.openxmlformats.org/drawingml/2006/picture">
+                  <pic:nvPicPr>
+                    <pic:cNvPr id="615121743" name=""/>
+                    <pic:cNvPicPr/>
+                  </pic:nvPicPr>
+                  <pic:blipFill>
+                    <a:blip r:embed="rId18"/>
+                    <a:stretch>
+                      <a:fillRect/>
+                    </a:stretch>
+                  </pic:blipFill>
+                  <pic:spPr>
+                    <a:xfrm>
+                      <a:off x="0" y="0"/>
+                      <a:ext cx="3696216" cy="4010585"/>
+                    </a:xfrm>
+                    <a:prstGeom prst="rect">
+                      <a:avLst/>
+                    </a:prstGeom>
+                  </pic:spPr>
+                </pic:pic>
+              </a:graphicData>
+            </a:graphic>
+          </wp:inline>
+        </w:drawing>
+      </w:r>
+    </w:p>
+    <w:p>
+      <w:pPr>
+        <w:rPr>
+          <w:rFonts w:ascii="Times New Roman" w:hAnsi="Times New Roman" w:cs="Times New Roman"/>
+          <w:bCs/>
+        </w:rPr>
+      </w:pPr>
+    </w:p>
+    <w:p>
+      <w:pPr>
+        <w:rPr>
+          <w:rFonts w:ascii="Times New Roman" w:hAnsi="Times New Roman" w:cs="Times New Roman"/>
+          <w:bCs/>
+        </w:rPr>
+      </w:pPr>
+    </w:p>
+    <w:p>
+      <w:pPr>
+        <w:rPr>
+          <w:rFonts w:ascii="Times New Roman" w:hAnsi="Times New Roman" w:cs="Times New Roman"/>
+          <w:bCs/>
+        </w:rPr>
+      </w:pPr>
     </w:p>
     <w:p>
       <w:pPr>
@@ -1574,6 +1974,7 @@
           <w:rFonts w:ascii="Times New Roman" w:hAnsi="Times New Roman" w:cs="Times New Roman"/>
           <w:b/>
         </w:rPr>
+        <w:lastRenderedPageBreak/>
         <w:t>Part 2D:</w:t>
       </w:r>
     </w:p>
@@ -1620,7 +2021,7 @@
                     <pic:cNvPicPr/>
                   </pic:nvPicPr>
                   <pic:blipFill>
-                    <a:blip r:embed="rId13"/>
+                    <a:blip r:embed="rId19"/>
                     <a:stretch>
                       <a:fillRect/>
                     </a:stretch>
@@ -1653,6 +2054,80 @@
           <w:rFonts w:ascii="Times New Roman" w:hAnsi="Times New Roman" w:cs="Times New Roman"/>
           <w:bCs/>
         </w:rPr>
+        <w:drawing>
+          <wp:inline distT="0" distB="0" distL="0" distR="0" wp14:anchorId="5314F699" wp14:editId="5356100B">
+            <wp:extent cx="5943600" cy="4756785"/>
+            <wp:effectExtent l="0" t="0" r="0" b="5715"/>
+            <wp:docPr id="1896310217" name="Picture 1"/>
+            <wp:cNvGraphicFramePr>
+              <a:graphicFrameLocks xmlns:a="http://schemas.openxmlformats.org/drawingml/2006/main" noChangeAspect="1"/>
+            </wp:cNvGraphicFramePr>
+            <a:graphic xmlns:a="http://schemas.openxmlformats.org/drawingml/2006/main">
+              <a:graphicData uri="http://schemas.openxmlformats.org/drawingml/2006/picture">
+                <pic:pic xmlns:pic="http://schemas.openxmlformats.org/drawingml/2006/picture">
+                  <pic:nvPicPr>
+                    <pic:cNvPr id="1896310217" name=""/>
+                    <pic:cNvPicPr/>
+                  </pic:nvPicPr>
+                  <pic:blipFill>
+                    <a:blip r:embed="rId20"/>
+                    <a:stretch>
+                      <a:fillRect/>
+                    </a:stretch>
+                  </pic:blipFill>
+                  <pic:spPr>
+                    <a:xfrm>
+                      <a:off x="0" y="0"/>
+                      <a:ext cx="5943600" cy="4756785"/>
+                    </a:xfrm>
+                    <a:prstGeom prst="rect">
+                      <a:avLst/>
+                    </a:prstGeom>
+                  </pic:spPr>
+                </pic:pic>
+              </a:graphicData>
+            </a:graphic>
+          </wp:inline>
+        </w:drawing>
+      </w:r>
+    </w:p>
+    <w:p>
+      <w:pPr>
+        <w:rPr>
+          <w:rFonts w:ascii="Times New Roman" w:hAnsi="Times New Roman" w:cs="Times New Roman"/>
+          <w:bCs/>
+        </w:rPr>
+      </w:pPr>
+    </w:p>
+    <w:p>
+      <w:pPr>
+        <w:rPr>
+          <w:rFonts w:ascii="Times New Roman" w:hAnsi="Times New Roman" w:cs="Times New Roman"/>
+          <w:bCs/>
+        </w:rPr>
+      </w:pPr>
+    </w:p>
+    <w:p>
+      <w:pPr>
+        <w:rPr>
+          <w:rFonts w:ascii="Times New Roman" w:hAnsi="Times New Roman" w:cs="Times New Roman"/>
+          <w:bCs/>
+        </w:rPr>
+      </w:pPr>
+    </w:p>
+    <w:p>
+      <w:pPr>
+        <w:rPr>
+          <w:rFonts w:ascii="Times New Roman" w:hAnsi="Times New Roman" w:cs="Times New Roman"/>
+          <w:bCs/>
+        </w:rPr>
+      </w:pPr>
+      <w:r>
+        <w:rPr>
+          <w:rFonts w:ascii="Times New Roman" w:hAnsi="Times New Roman" w:cs="Times New Roman"/>
+          <w:bCs/>
+        </w:rPr>
+        <w:lastRenderedPageBreak/>
         <w:t>Author:</w:t>
       </w:r>
     </w:p>
@@ -1684,7 +2159,7 @@
                     <pic:cNvPicPr/>
                   </pic:nvPicPr>
                   <pic:blipFill>
-                    <a:blip r:embed="rId14"/>
+                    <a:blip r:embed="rId21"/>
                     <a:stretch>
                       <a:fillRect/>
                     </a:stretch>
@@ -1717,6 +2192,96 @@
           <w:rFonts w:ascii="Times New Roman" w:hAnsi="Times New Roman" w:cs="Times New Roman"/>
           <w:bCs/>
         </w:rPr>
+        <w:drawing>
+          <wp:inline distT="0" distB="0" distL="0" distR="0" wp14:anchorId="7AA4A675" wp14:editId="1992C0AE">
+            <wp:extent cx="3858163" cy="4267796"/>
+            <wp:effectExtent l="0" t="0" r="0" b="0"/>
+            <wp:docPr id="2063248237" name="Picture 1"/>
+            <wp:cNvGraphicFramePr>
+              <a:graphicFrameLocks xmlns:a="http://schemas.openxmlformats.org/drawingml/2006/main" noChangeAspect="1"/>
+            </wp:cNvGraphicFramePr>
+            <a:graphic xmlns:a="http://schemas.openxmlformats.org/drawingml/2006/main">
+              <a:graphicData uri="http://schemas.openxmlformats.org/drawingml/2006/picture">
+                <pic:pic xmlns:pic="http://schemas.openxmlformats.org/drawingml/2006/picture">
+                  <pic:nvPicPr>
+                    <pic:cNvPr id="2063248237" name=""/>
+                    <pic:cNvPicPr/>
+                  </pic:nvPicPr>
+                  <pic:blipFill>
+                    <a:blip r:embed="rId22"/>
+                    <a:stretch>
+                      <a:fillRect/>
+                    </a:stretch>
+                  </pic:blipFill>
+                  <pic:spPr>
+                    <a:xfrm>
+                      <a:off x="0" y="0"/>
+                      <a:ext cx="3858163" cy="4267796"/>
+                    </a:xfrm>
+                    <a:prstGeom prst="rect">
+                      <a:avLst/>
+                    </a:prstGeom>
+                  </pic:spPr>
+                </pic:pic>
+              </a:graphicData>
+            </a:graphic>
+          </wp:inline>
+        </w:drawing>
+      </w:r>
+    </w:p>
+    <w:p>
+      <w:pPr>
+        <w:rPr>
+          <w:rFonts w:ascii="Times New Roman" w:hAnsi="Times New Roman" w:cs="Times New Roman"/>
+          <w:bCs/>
+        </w:rPr>
+      </w:pPr>
+    </w:p>
+    <w:p>
+      <w:pPr>
+        <w:rPr>
+          <w:rFonts w:ascii="Times New Roman" w:hAnsi="Times New Roman" w:cs="Times New Roman"/>
+          <w:bCs/>
+        </w:rPr>
+      </w:pPr>
+    </w:p>
+    <w:p>
+      <w:pPr>
+        <w:rPr>
+          <w:rFonts w:ascii="Times New Roman" w:hAnsi="Times New Roman" w:cs="Times New Roman"/>
+          <w:bCs/>
+        </w:rPr>
+      </w:pPr>
+    </w:p>
+    <w:p>
+      <w:pPr>
+        <w:rPr>
+          <w:rFonts w:ascii="Times New Roman" w:hAnsi="Times New Roman" w:cs="Times New Roman"/>
+          <w:bCs/>
+        </w:rPr>
+      </w:pPr>
+    </w:p>
+    <w:p>
+      <w:pPr>
+        <w:rPr>
+          <w:rFonts w:ascii="Times New Roman" w:hAnsi="Times New Roman" w:cs="Times New Roman"/>
+          <w:bCs/>
+        </w:rPr>
+      </w:pPr>
+    </w:p>
+    <w:p>
+      <w:pPr>
+        <w:rPr>
+          <w:rFonts w:ascii="Times New Roman" w:hAnsi="Times New Roman" w:cs="Times New Roman"/>
+          <w:bCs/>
+        </w:rPr>
+      </w:pPr>
+      <w:r>
+        <w:rPr>
+          <w:rFonts w:ascii="Times New Roman" w:hAnsi="Times New Roman" w:cs="Times New Roman"/>
+          <w:bCs/>
+        </w:rPr>
+        <w:lastRenderedPageBreak/>
         <w:t>Member:</w:t>
       </w:r>
     </w:p>
@@ -1748,7 +2313,7 @@
                     <pic:cNvPicPr/>
                   </pic:nvPicPr>
                   <pic:blipFill>
-                    <a:blip r:embed="rId15"/>
+                    <a:blip r:embed="rId23"/>
                     <a:stretch>
                       <a:fillRect/>
                     </a:stretch>
@@ -1776,6 +2341,79 @@
           <w:bCs/>
         </w:rPr>
       </w:pPr>
+      <w:r>
+        <w:rPr>
+          <w:rFonts w:ascii="Times New Roman" w:hAnsi="Times New Roman" w:cs="Times New Roman"/>
+          <w:bCs/>
+        </w:rPr>
+        <w:drawing>
+          <wp:inline distT="0" distB="0" distL="0" distR="0" wp14:anchorId="7C8DDCB2" wp14:editId="69588083">
+            <wp:extent cx="5830114" cy="3772426"/>
+            <wp:effectExtent l="0" t="0" r="0" b="0"/>
+            <wp:docPr id="804506878" name="Picture 1"/>
+            <wp:cNvGraphicFramePr>
+              <a:graphicFrameLocks xmlns:a="http://schemas.openxmlformats.org/drawingml/2006/main" noChangeAspect="1"/>
+            </wp:cNvGraphicFramePr>
+            <a:graphic xmlns:a="http://schemas.openxmlformats.org/drawingml/2006/main">
+              <a:graphicData uri="http://schemas.openxmlformats.org/drawingml/2006/picture">
+                <pic:pic xmlns:pic="http://schemas.openxmlformats.org/drawingml/2006/picture">
+                  <pic:nvPicPr>
+                    <pic:cNvPr id="804506878" name=""/>
+                    <pic:cNvPicPr/>
+                  </pic:nvPicPr>
+                  <pic:blipFill>
+                    <a:blip r:embed="rId24"/>
+                    <a:stretch>
+                      <a:fillRect/>
+                    </a:stretch>
+                  </pic:blipFill>
+                  <pic:spPr>
+                    <a:xfrm>
+                      <a:off x="0" y="0"/>
+                      <a:ext cx="5830114" cy="3772426"/>
+                    </a:xfrm>
+                    <a:prstGeom prst="rect">
+                      <a:avLst/>
+                    </a:prstGeom>
+                  </pic:spPr>
+                </pic:pic>
+              </a:graphicData>
+            </a:graphic>
+          </wp:inline>
+        </w:drawing>
+      </w:r>
+    </w:p>
+    <w:p>
+      <w:pPr>
+        <w:rPr>
+          <w:rFonts w:ascii="Times New Roman" w:hAnsi="Times New Roman" w:cs="Times New Roman"/>
+          <w:bCs/>
+        </w:rPr>
+      </w:pPr>
+    </w:p>
+    <w:p>
+      <w:pPr>
+        <w:rPr>
+          <w:rFonts w:ascii="Times New Roman" w:hAnsi="Times New Roman" w:cs="Times New Roman"/>
+          <w:bCs/>
+        </w:rPr>
+      </w:pPr>
+    </w:p>
+    <w:p>
+      <w:pPr>
+        <w:rPr>
+          <w:rFonts w:ascii="Times New Roman" w:hAnsi="Times New Roman" w:cs="Times New Roman"/>
+          <w:bCs/>
+        </w:rPr>
+      </w:pPr>
+    </w:p>
+    <w:p>
+      <w:pPr>
+        <w:rPr>
+          <w:rFonts w:ascii="Times New Roman" w:hAnsi="Times New Roman" w:cs="Times New Roman"/>
+          <w:bCs/>
+        </w:rPr>
+      </w:pPr>
     </w:p>
     <w:p>
       <w:pPr>
@@ -1853,7 +2491,7 @@
                     <pic:cNvPicPr/>
                   </pic:nvPicPr>
                   <pic:blipFill>
-                    <a:blip r:embed="rId16"/>
+                    <a:blip r:embed="rId25"/>
                     <a:stretch>
                       <a:fillRect/>
                     </a:stretch>
@@ -1886,6 +2524,112 @@
           <w:rFonts w:ascii="Times New Roman" w:hAnsi="Times New Roman" w:cs="Times New Roman"/>
           <w:bCs/>
         </w:rPr>
+        <w:drawing>
+          <wp:inline distT="0" distB="0" distL="0" distR="0" wp14:anchorId="2B94CB67" wp14:editId="064BF095">
+            <wp:extent cx="2905530" cy="3715268"/>
+            <wp:effectExtent l="0" t="0" r="9525" b="0"/>
+            <wp:docPr id="1250893214" name="Picture 1"/>
+            <wp:cNvGraphicFramePr>
+              <a:graphicFrameLocks xmlns:a="http://schemas.openxmlformats.org/drawingml/2006/main" noChangeAspect="1"/>
+            </wp:cNvGraphicFramePr>
+            <a:graphic xmlns:a="http://schemas.openxmlformats.org/drawingml/2006/main">
+              <a:graphicData uri="http://schemas.openxmlformats.org/drawingml/2006/picture">
+                <pic:pic xmlns:pic="http://schemas.openxmlformats.org/drawingml/2006/picture">
+                  <pic:nvPicPr>
+                    <pic:cNvPr id="1250893214" name=""/>
+                    <pic:cNvPicPr/>
+                  </pic:nvPicPr>
+                  <pic:blipFill>
+                    <a:blip r:embed="rId26"/>
+                    <a:stretch>
+                      <a:fillRect/>
+                    </a:stretch>
+                  </pic:blipFill>
+                  <pic:spPr>
+                    <a:xfrm>
+                      <a:off x="0" y="0"/>
+                      <a:ext cx="2905530" cy="3715268"/>
+                    </a:xfrm>
+                    <a:prstGeom prst="rect">
+                      <a:avLst/>
+                    </a:prstGeom>
+                  </pic:spPr>
+                </pic:pic>
+              </a:graphicData>
+            </a:graphic>
+          </wp:inline>
+        </w:drawing>
+      </w:r>
+    </w:p>
+    <w:p>
+      <w:pPr>
+        <w:rPr>
+          <w:rFonts w:ascii="Times New Roman" w:hAnsi="Times New Roman" w:cs="Times New Roman"/>
+          <w:bCs/>
+        </w:rPr>
+      </w:pPr>
+    </w:p>
+    <w:p>
+      <w:pPr>
+        <w:rPr>
+          <w:rFonts w:ascii="Times New Roman" w:hAnsi="Times New Roman" w:cs="Times New Roman"/>
+          <w:bCs/>
+        </w:rPr>
+      </w:pPr>
+    </w:p>
+    <w:p>
+      <w:pPr>
+        <w:rPr>
+          <w:rFonts w:ascii="Times New Roman" w:hAnsi="Times New Roman" w:cs="Times New Roman"/>
+          <w:bCs/>
+        </w:rPr>
+      </w:pPr>
+    </w:p>
+    <w:p>
+      <w:pPr>
+        <w:rPr>
+          <w:rFonts w:ascii="Times New Roman" w:hAnsi="Times New Roman" w:cs="Times New Roman"/>
+          <w:bCs/>
+        </w:rPr>
+      </w:pPr>
+    </w:p>
+    <w:p>
+      <w:pPr>
+        <w:rPr>
+          <w:rFonts w:ascii="Times New Roman" w:hAnsi="Times New Roman" w:cs="Times New Roman"/>
+          <w:bCs/>
+        </w:rPr>
+      </w:pPr>
+    </w:p>
+    <w:p>
+      <w:pPr>
+        <w:rPr>
+          <w:rFonts w:ascii="Times New Roman" w:hAnsi="Times New Roman" w:cs="Times New Roman"/>
+          <w:bCs/>
+        </w:rPr>
+      </w:pPr>
+    </w:p>
+    <w:p>
+      <w:pPr>
+        <w:rPr>
+          <w:rFonts w:ascii="Times New Roman" w:hAnsi="Times New Roman" w:cs="Times New Roman"/>
+          <w:bCs/>
+        </w:rPr>
+      </w:pPr>
+    </w:p>
+    <w:p>
+      <w:pPr>
+        <w:rPr>
+          <w:rFonts w:ascii="Times New Roman" w:hAnsi="Times New Roman" w:cs="Times New Roman"/>
+          <w:bCs/>
+        </w:rPr>
+      </w:pPr>
+      <w:r>
+        <w:rPr>
+          <w:rFonts w:ascii="Times New Roman" w:hAnsi="Times New Roman" w:cs="Times New Roman"/>
+          <w:bCs/>
+        </w:rPr>
+        <w:lastRenderedPageBreak/>
         <w:t>Book_Author: (They’re all Harry Potter Books, so all the same Author)</w:t>
       </w:r>
     </w:p>
@@ -1917,7 +2661,7 @@
                     <pic:cNvPicPr/>
                   </pic:nvPicPr>
                   <pic:blipFill>
-                    <a:blip r:embed="rId17"/>
+                    <a:blip r:embed="rId27"/>
                     <a:stretch>
                       <a:fillRect/>
                     </a:stretch>
@@ -1950,6 +2694,55 @@
           <w:rFonts w:ascii="Times New Roman" w:hAnsi="Times New Roman" w:cs="Times New Roman"/>
           <w:bCs/>
         </w:rPr>
+        <w:drawing>
+          <wp:inline distT="0" distB="0" distL="0" distR="0" wp14:anchorId="6448D704" wp14:editId="596DAF42">
+            <wp:extent cx="4001058" cy="4067743"/>
+            <wp:effectExtent l="0" t="0" r="0" b="9525"/>
+            <wp:docPr id="1256142522" name="Picture 1"/>
+            <wp:cNvGraphicFramePr>
+              <a:graphicFrameLocks xmlns:a="http://schemas.openxmlformats.org/drawingml/2006/main" noChangeAspect="1"/>
+            </wp:cNvGraphicFramePr>
+            <a:graphic xmlns:a="http://schemas.openxmlformats.org/drawingml/2006/main">
+              <a:graphicData uri="http://schemas.openxmlformats.org/drawingml/2006/picture">
+                <pic:pic xmlns:pic="http://schemas.openxmlformats.org/drawingml/2006/picture">
+                  <pic:nvPicPr>
+                    <pic:cNvPr id="1256142522" name=""/>
+                    <pic:cNvPicPr/>
+                  </pic:nvPicPr>
+                  <pic:blipFill>
+                    <a:blip r:embed="rId28"/>
+                    <a:stretch>
+                      <a:fillRect/>
+                    </a:stretch>
+                  </pic:blipFill>
+                  <pic:spPr>
+                    <a:xfrm>
+                      <a:off x="0" y="0"/>
+                      <a:ext cx="4001058" cy="4067743"/>
+                    </a:xfrm>
+                    <a:prstGeom prst="rect">
+                      <a:avLst/>
+                    </a:prstGeom>
+                  </pic:spPr>
+                </pic:pic>
+              </a:graphicData>
+            </a:graphic>
+          </wp:inline>
+        </w:drawing>
+      </w:r>
+    </w:p>
+    <w:p>
+      <w:pPr>
+        <w:rPr>
+          <w:noProof/>
+        </w:rPr>
+      </w:pPr>
+      <w:r>
+        <w:rPr>
+          <w:rFonts w:ascii="Times New Roman" w:hAnsi="Times New Roman" w:cs="Times New Roman"/>
+          <w:bCs/>
+        </w:rPr>
+        <w:lastRenderedPageBreak/>
         <w:t>Loan:</w:t>
       </w:r>
       <w:r>
@@ -1980,7 +2773,7 @@
                     <pic:cNvPicPr/>
                   </pic:nvPicPr>
                   <pic:blipFill>
-                    <a:blip r:embed="rId18"/>
+                    <a:blip r:embed="rId29"/>
                     <a:stretch>
                       <a:fillRect/>
                     </a:stretch>
@@ -2000,6 +2793,103 @@
           </wp:inline>
         </w:drawing>
       </w:r>
+      <w:r>
+        <w:rPr>
+          <w:noProof/>
+        </w:rPr>
+        <w:t xml:space="preserve"> </w:t>
+      </w:r>
+      <w:r>
+        <w:rPr>
+          <w:rFonts w:ascii="Times New Roman" w:hAnsi="Times New Roman" w:cs="Times New Roman"/>
+          <w:bCs/>
+        </w:rPr>
+        <w:drawing>
+          <wp:inline distT="0" distB="0" distL="0" distR="0" wp14:anchorId="0F59C87B" wp14:editId="026CD34E">
+            <wp:extent cx="3686689" cy="4706007"/>
+            <wp:effectExtent l="0" t="0" r="9525" b="0"/>
+            <wp:docPr id="492322387" name="Picture 1"/>
+            <wp:cNvGraphicFramePr>
+              <a:graphicFrameLocks xmlns:a="http://schemas.openxmlformats.org/drawingml/2006/main" noChangeAspect="1"/>
+            </wp:cNvGraphicFramePr>
+            <a:graphic xmlns:a="http://schemas.openxmlformats.org/drawingml/2006/main">
+              <a:graphicData uri="http://schemas.openxmlformats.org/drawingml/2006/picture">
+                <pic:pic xmlns:pic="http://schemas.openxmlformats.org/drawingml/2006/picture">
+                  <pic:nvPicPr>
+                    <pic:cNvPr id="492322387" name=""/>
+                    <pic:cNvPicPr/>
+                  </pic:nvPicPr>
+                  <pic:blipFill>
+                    <a:blip r:embed="rId30"/>
+                    <a:stretch>
+                      <a:fillRect/>
+                    </a:stretch>
+                  </pic:blipFill>
+                  <pic:spPr>
+                    <a:xfrm>
+                      <a:off x="0" y="0"/>
+                      <a:ext cx="3686689" cy="4706007"/>
+                    </a:xfrm>
+                    <a:prstGeom prst="rect">
+                      <a:avLst/>
+                    </a:prstGeom>
+                  </pic:spPr>
+                </pic:pic>
+              </a:graphicData>
+            </a:graphic>
+          </wp:inline>
+        </w:drawing>
+      </w:r>
+    </w:p>
+    <w:p>
+      <w:pPr>
+        <w:rPr>
+          <w:noProof/>
+        </w:rPr>
+      </w:pPr>
+    </w:p>
+    <w:p>
+      <w:pPr>
+        <w:rPr>
+          <w:noProof/>
+        </w:rPr>
+      </w:pPr>
+    </w:p>
+    <w:p>
+      <w:pPr>
+        <w:rPr>
+          <w:noProof/>
+        </w:rPr>
+      </w:pPr>
+    </w:p>
+    <w:p>
+      <w:pPr>
+        <w:rPr>
+          <w:noProof/>
+        </w:rPr>
+      </w:pPr>
+    </w:p>
+    <w:p>
+      <w:pPr>
+        <w:rPr>
+          <w:noProof/>
+        </w:rPr>
+      </w:pPr>
+    </w:p>
+    <w:p>
+      <w:pPr>
+        <w:rPr>
+          <w:noProof/>
+        </w:rPr>
+      </w:pPr>
+    </w:p>
+    <w:p>
+      <w:pPr>
+        <w:rPr>
+          <w:rFonts w:ascii="Times New Roman" w:hAnsi="Times New Roman" w:cs="Times New Roman"/>
+          <w:bCs/>
+        </w:rPr>
+      </w:pPr>
     </w:p>
     <w:p>
       <w:pPr>
@@ -2052,7 +2942,7 @@
                     <pic:cNvPicPr/>
                   </pic:nvPicPr>
                   <pic:blipFill>
-                    <a:blip r:embed="rId19"/>
+                    <a:blip r:embed="rId31"/>
                     <a:stretch>
                       <a:fillRect/>
                     </a:stretch>
@@ -2085,6 +2975,87 @@
           <w:rFonts w:ascii="Times New Roman" w:hAnsi="Times New Roman" w:cs="Times New Roman"/>
           <w:bCs/>
         </w:rPr>
+        <w:drawing>
+          <wp:inline distT="0" distB="0" distL="0" distR="0" wp14:anchorId="7E103385" wp14:editId="4E956170">
+            <wp:extent cx="3801005" cy="5144218"/>
+            <wp:effectExtent l="0" t="0" r="9525" b="0"/>
+            <wp:docPr id="803203957" name="Picture 1"/>
+            <wp:cNvGraphicFramePr>
+              <a:graphicFrameLocks xmlns:a="http://schemas.openxmlformats.org/drawingml/2006/main" noChangeAspect="1"/>
+            </wp:cNvGraphicFramePr>
+            <a:graphic xmlns:a="http://schemas.openxmlformats.org/drawingml/2006/main">
+              <a:graphicData uri="http://schemas.openxmlformats.org/drawingml/2006/picture">
+                <pic:pic xmlns:pic="http://schemas.openxmlformats.org/drawingml/2006/picture">
+                  <pic:nvPicPr>
+                    <pic:cNvPr id="803203957" name=""/>
+                    <pic:cNvPicPr/>
+                  </pic:nvPicPr>
+                  <pic:blipFill>
+                    <a:blip r:embed="rId32"/>
+                    <a:stretch>
+                      <a:fillRect/>
+                    </a:stretch>
+                  </pic:blipFill>
+                  <pic:spPr>
+                    <a:xfrm>
+                      <a:off x="0" y="0"/>
+                      <a:ext cx="3801005" cy="5144218"/>
+                    </a:xfrm>
+                    <a:prstGeom prst="rect">
+                      <a:avLst/>
+                    </a:prstGeom>
+                  </pic:spPr>
+                </pic:pic>
+              </a:graphicData>
+            </a:graphic>
+          </wp:inline>
+        </w:drawing>
+      </w:r>
+    </w:p>
+    <w:p>
+      <w:pPr>
+        <w:rPr>
+          <w:rFonts w:ascii="Times New Roman" w:hAnsi="Times New Roman" w:cs="Times New Roman"/>
+          <w:bCs/>
+        </w:rPr>
+      </w:pPr>
+    </w:p>
+    <w:p>
+      <w:pPr>
+        <w:rPr>
+          <w:rFonts w:ascii="Times New Roman" w:hAnsi="Times New Roman" w:cs="Times New Roman"/>
+          <w:bCs/>
+        </w:rPr>
+      </w:pPr>
+    </w:p>
+    <w:p>
+      <w:pPr>
+        <w:rPr>
+          <w:rFonts w:ascii="Times New Roman" w:hAnsi="Times New Roman" w:cs="Times New Roman"/>
+          <w:bCs/>
+        </w:rPr>
+      </w:pPr>
+    </w:p>
+    <w:p>
+      <w:pPr>
+        <w:rPr>
+          <w:rFonts w:ascii="Times New Roman" w:hAnsi="Times New Roman" w:cs="Times New Roman"/>
+          <w:bCs/>
+        </w:rPr>
+      </w:pPr>
+    </w:p>
+    <w:p>
+      <w:pPr>
+        <w:rPr>
+          <w:rFonts w:ascii="Times New Roman" w:hAnsi="Times New Roman" w:cs="Times New Roman"/>
+          <w:bCs/>
+        </w:rPr>
+      </w:pPr>
+      <w:r>
+        <w:rPr>
+          <w:rFonts w:ascii="Times New Roman" w:hAnsi="Times New Roman" w:cs="Times New Roman"/>
+          <w:bCs/>
+        </w:rPr>
         <w:lastRenderedPageBreak/>
         <w:t>DESCRIBE:</w:t>
       </w:r>
@@ -2102,8 +3073,63 @@
           <w:bCs/>
         </w:rPr>
         <w:drawing>
-          <wp:inline distT="0" distB="0" distL="0" distR="0" wp14:anchorId="7AB6A0C9" wp14:editId="6A051690">
-            <wp:extent cx="5943600" cy="3475355"/>
+          <wp:anchor distT="0" distB="0" distL="114300" distR="114300" simplePos="0" relativeHeight="251659264" behindDoc="0" locked="0" layoutInCell="1" allowOverlap="1" wp14:anchorId="21D33303" wp14:editId="1CCF8801">
+            <wp:simplePos x="0" y="0"/>
+            <wp:positionH relativeFrom="margin">
+              <wp:align>left</wp:align>
+            </wp:positionH>
+            <wp:positionV relativeFrom="paragraph">
+              <wp:posOffset>3218559</wp:posOffset>
+            </wp:positionV>
+            <wp:extent cx="3573536" cy="5083728"/>
+            <wp:effectExtent l="0" t="0" r="8255" b="3175"/>
+            <wp:wrapNone/>
+            <wp:docPr id="423941943" name="Picture 1"/>
+            <wp:cNvGraphicFramePr>
+              <a:graphicFrameLocks xmlns:a="http://schemas.openxmlformats.org/drawingml/2006/main" noChangeAspect="1"/>
+            </wp:cNvGraphicFramePr>
+            <a:graphic xmlns:a="http://schemas.openxmlformats.org/drawingml/2006/main">
+              <a:graphicData uri="http://schemas.openxmlformats.org/drawingml/2006/picture">
+                <pic:pic xmlns:pic="http://schemas.openxmlformats.org/drawingml/2006/picture">
+                  <pic:nvPicPr>
+                    <pic:cNvPr id="423941943" name=""/>
+                    <pic:cNvPicPr/>
+                  </pic:nvPicPr>
+                  <pic:blipFill>
+                    <a:blip r:embed="rId33">
+                      <a:extLst>
+                        <a:ext uri="{28A0092B-C50C-407E-A947-70E740481C1C}">
+                          <a14:useLocalDpi xmlns:a14="http://schemas.microsoft.com/office/drawing/2010/main" val="0"/>
+                        </a:ext>
+                      </a:extLst>
+                    </a:blip>
+                    <a:stretch>
+                      <a:fillRect/>
+                    </a:stretch>
+                  </pic:blipFill>
+                  <pic:spPr>
+                    <a:xfrm>
+                      <a:off x="0" y="0"/>
+                      <a:ext cx="3573536" cy="5083728"/>
+                    </a:xfrm>
+                    <a:prstGeom prst="rect">
+                      <a:avLst/>
+                    </a:prstGeom>
+                  </pic:spPr>
+                </pic:pic>
+              </a:graphicData>
+            </a:graphic>
+          </wp:anchor>
+        </w:drawing>
+      </w:r>
+      <w:r>
+        <w:rPr>
+          <w:rFonts w:ascii="Times New Roman" w:hAnsi="Times New Roman" w:cs="Times New Roman"/>
+          <w:bCs/>
+        </w:rPr>
+        <w:drawing>
+          <wp:inline distT="0" distB="0" distL="0" distR="0" wp14:anchorId="7AB6A0C9" wp14:editId="0AC1DDBA">
+            <wp:extent cx="5509236" cy="3221372"/>
             <wp:effectExtent l="0" t="0" r="0" b="0"/>
             <wp:docPr id="1553774542" name="Picture 1"/>
             <wp:cNvGraphicFramePr>
@@ -2117,7 +3143,7 @@
                     <pic:cNvPicPr/>
                   </pic:nvPicPr>
                   <pic:blipFill>
-                    <a:blip r:embed="rId20"/>
+                    <a:blip r:embed="rId34"/>
                     <a:stretch>
                       <a:fillRect/>
                     </a:stretch>
@@ -2125,7 +3151,7 @@
                   <pic:spPr>
                     <a:xfrm>
                       <a:off x="0" y="0"/>
-                      <a:ext cx="5943600" cy="3475355"/>
+                      <a:ext cx="5520444" cy="3227926"/>
                     </a:xfrm>
                     <a:prstGeom prst="rect">
                       <a:avLst/>
@@ -2137,6 +3163,14 @@
           </wp:inline>
         </w:drawing>
       </w:r>
+    </w:p>
+    <w:p>
+      <w:pPr>
+        <w:rPr>
+          <w:rFonts w:ascii="Times New Roman" w:hAnsi="Times New Roman" w:cs="Times New Roman"/>
+          <w:bCs/>
+        </w:rPr>
+      </w:pPr>
     </w:p>
     <w:sectPr>
       <w:pgSz w:w="12240" w:h="15840"/>
@@ -3196,7 +4230,6 @@
   <w:style w:type="character" w:default="1" w:styleId="DefaultParagraphFont">
     <w:name w:val="Default Paragraph Font"/>
     <w:uiPriority w:val="1"/>
-    <w:semiHidden/>
     <w:unhideWhenUsed/>
   </w:style>
   <w:style w:type="table" w:default="1" w:styleId="TableNormal">

--- a/Projectpart2_ProjectFinal1.docx
+++ b/Projectpart2_ProjectFinal1.docx
@@ -83,7 +83,24 @@
           <w:rFonts w:ascii="Times New Roman" w:eastAsia="Times New Roman" w:hAnsi="Times New Roman" w:cs="Times New Roman"/>
           <w:color w:val="000000"/>
         </w:rPr>
-        <w:t xml:space="preserve">Part A: Entities, Relationships, and Business Rules    </w:t>
+        <w:t xml:space="preserve">Part </w:t>
+      </w:r>
+      <w:r>
+        <w:rPr>
+          <w:rFonts w:ascii="Times New Roman" w:eastAsia="Times New Roman" w:hAnsi="Times New Roman" w:cs="Times New Roman"/>
+          <w:color w:val="000000"/>
+        </w:rPr>
+        <w:t>B</w:t>
+      </w:r>
+      <w:r>
+        <w:rPr>
+          <w:rFonts w:ascii="Times New Roman" w:eastAsia="Times New Roman" w:hAnsi="Times New Roman" w:cs="Times New Roman"/>
+          <w:color w:val="000000"/>
+        </w:rPr>
+        <w:t xml:space="preserve">: </w:t>
+      </w:r>
+      <w:r>
+        <w:t>Database Design and Oracle Implementation</w:t>
       </w:r>
     </w:p>
     <w:p>
